--- a/PLMA_Tech_Strategy_2026.docx
+++ b/PLMA_Tech_Strategy_2026.docx
@@ -6331,7 +6331,7 @@
       <w:r>
         <w:drawing>
           <wp:inline xmlns:a="http://schemas.openxmlformats.org/drawingml/2006/main" xmlns:pic="http://schemas.openxmlformats.org/drawingml/2006/picture">
-            <wp:extent cx="5943600" cy="3968159"/>
+            <wp:extent cx="5943600" cy="3516651"/>
             <wp:docPr id="11" name="Picture 11"/>
             <wp:cNvGraphicFramePr>
               <a:graphicFrameLocks noChangeAspect="1"/>
@@ -6352,7 +6352,7 @@
                   <pic:spPr>
                     <a:xfrm>
                       <a:off x="0" y="0"/>
-                      <a:ext cx="5943600" cy="3968159"/>
+                      <a:ext cx="5943600" cy="3516651"/>
                     </a:xfrm>
                     <a:prstGeom prst="rect"/>
                   </pic:spPr>

--- a/PLMA_Tech_Strategy_2026.docx
+++ b/PLMA_Tech_Strategy_2026.docx
@@ -2287,7 +2287,7 @@
       <w:r>
         <w:drawing>
           <wp:inline xmlns:a="http://schemas.openxmlformats.org/drawingml/2006/main" xmlns:pic="http://schemas.openxmlformats.org/drawingml/2006/picture">
-            <wp:extent cx="5943600" cy="5133659"/>
+            <wp:extent cx="5943600" cy="5344749"/>
             <wp:docPr id="3" name="Picture 3"/>
             <wp:cNvGraphicFramePr>
               <a:graphicFrameLocks noChangeAspect="1"/>
@@ -2308,7 +2308,7 @@
                   <pic:spPr>
                     <a:xfrm>
                       <a:off x="0" y="0"/>
-                      <a:ext cx="5943600" cy="5133659"/>
+                      <a:ext cx="5943600" cy="5344749"/>
                     </a:xfrm>
                     <a:prstGeom prst="rect"/>
                   </pic:spPr>
@@ -2820,7 +2820,7 @@
       <w:r>
         <w:drawing>
           <wp:inline xmlns:a="http://schemas.openxmlformats.org/drawingml/2006/main" xmlns:pic="http://schemas.openxmlformats.org/drawingml/2006/picture">
-            <wp:extent cx="5943600" cy="4369387"/>
+            <wp:extent cx="5943600" cy="4256500"/>
             <wp:docPr id="6" name="Picture 6"/>
             <wp:cNvGraphicFramePr>
               <a:graphicFrameLocks noChangeAspect="1"/>
@@ -2841,7 +2841,7 @@
                   <pic:spPr>
                     <a:xfrm>
                       <a:off x="0" y="0"/>
-                      <a:ext cx="5943600" cy="4369387"/>
+                      <a:ext cx="5943600" cy="4256500"/>
                     </a:xfrm>
                     <a:prstGeom prst="rect"/>
                   </pic:spPr>
@@ -4552,7 +4552,7 @@
       <w:r>
         <w:drawing>
           <wp:inline xmlns:a="http://schemas.openxmlformats.org/drawingml/2006/main" xmlns:pic="http://schemas.openxmlformats.org/drawingml/2006/picture">
-            <wp:extent cx="5943600" cy="4202079"/>
+            <wp:extent cx="5943600" cy="4570523"/>
             <wp:docPr id="8" name="Picture 8"/>
             <wp:cNvGraphicFramePr>
               <a:graphicFrameLocks noChangeAspect="1"/>
@@ -4573,7 +4573,7 @@
                   <pic:spPr>
                     <a:xfrm>
                       <a:off x="0" y="0"/>
-                      <a:ext cx="5943600" cy="4202079"/>
+                      <a:ext cx="5943600" cy="4570523"/>
                     </a:xfrm>
                     <a:prstGeom prst="rect"/>
                   </pic:spPr>
@@ -5635,7 +5635,7 @@
       <w:r>
         <w:drawing>
           <wp:inline xmlns:a="http://schemas.openxmlformats.org/drawingml/2006/main" xmlns:pic="http://schemas.openxmlformats.org/drawingml/2006/picture">
-            <wp:extent cx="5943600" cy="3569490"/>
+            <wp:extent cx="5943600" cy="3478212"/>
             <wp:docPr id="10" name="Picture 10"/>
             <wp:cNvGraphicFramePr>
               <a:graphicFrameLocks noChangeAspect="1"/>
@@ -5656,7 +5656,7 @@
                   <pic:spPr>
                     <a:xfrm>
                       <a:off x="0" y="0"/>
-                      <a:ext cx="5943600" cy="3569490"/>
+                      <a:ext cx="5943600" cy="3478212"/>
                     </a:xfrm>
                     <a:prstGeom prst="rect"/>
                   </pic:spPr>
@@ -6331,7 +6331,7 @@
       <w:r>
         <w:drawing>
           <wp:inline xmlns:a="http://schemas.openxmlformats.org/drawingml/2006/main" xmlns:pic="http://schemas.openxmlformats.org/drawingml/2006/picture">
-            <wp:extent cx="5943600" cy="3516651"/>
+            <wp:extent cx="5943600" cy="3664555"/>
             <wp:docPr id="11" name="Picture 11"/>
             <wp:cNvGraphicFramePr>
               <a:graphicFrameLocks noChangeAspect="1"/>
@@ -6352,7 +6352,7 @@
                   <pic:spPr>
                     <a:xfrm>
                       <a:off x="0" y="0"/>
-                      <a:ext cx="5943600" cy="3516651"/>
+                      <a:ext cx="5943600" cy="3664555"/>
                     </a:xfrm>
                     <a:prstGeom prst="rect"/>
                   </pic:spPr>
@@ -9638,7 +9638,7 @@
       <w:r>
         <w:drawing>
           <wp:inline xmlns:a="http://schemas.openxmlformats.org/drawingml/2006/main" xmlns:pic="http://schemas.openxmlformats.org/drawingml/2006/picture">
-            <wp:extent cx="5943600" cy="3198983"/>
+            <wp:extent cx="5943600" cy="2807448"/>
             <wp:docPr id="14" name="Picture 14"/>
             <wp:cNvGraphicFramePr>
               <a:graphicFrameLocks noChangeAspect="1"/>
@@ -9659,7 +9659,7 @@
                   <pic:spPr>
                     <a:xfrm>
                       <a:off x="0" y="0"/>
-                      <a:ext cx="5943600" cy="3198983"/>
+                      <a:ext cx="5943600" cy="2807448"/>
                     </a:xfrm>
                     <a:prstGeom prst="rect"/>
                   </pic:spPr>

--- a/PLMA_Tech_Strategy_2026.docx
+++ b/PLMA_Tech_Strategy_2026.docx
@@ -4552,7 +4552,7 @@
       <w:r>
         <w:drawing>
           <wp:inline xmlns:a="http://schemas.openxmlformats.org/drawingml/2006/main" xmlns:pic="http://schemas.openxmlformats.org/drawingml/2006/picture">
-            <wp:extent cx="5943600" cy="4570523"/>
+            <wp:extent cx="5943600" cy="4615259"/>
             <wp:docPr id="8" name="Picture 8"/>
             <wp:cNvGraphicFramePr>
               <a:graphicFrameLocks noChangeAspect="1"/>
@@ -4573,7 +4573,7 @@
                   <pic:spPr>
                     <a:xfrm>
                       <a:off x="0" y="0"/>
-                      <a:ext cx="5943600" cy="4570523"/>
+                      <a:ext cx="5943600" cy="4615259"/>
                     </a:xfrm>
                     <a:prstGeom prst="rect"/>
                   </pic:spPr>
